--- a/rbpl-2872-4727/RBPL-2601-IB.docx
+++ b/rbpl-2872-4727/RBPL-2601-IB.docx
@@ -16,8 +16,8 @@
         </w:tblCellMar>
       </w:tblPr>
       <w:tblGrid>
-        <w:gridCol w:w="6028"/>
-        <w:gridCol w:w="3332"/>
+        <w:gridCol w:w="6026"/>
+        <w:gridCol w:w="3334"/>
       </w:tblGrid>
       <w:tr>
         <w:trPr>
@@ -25,7 +25,7 @@
         </w:trPr>
         <w:tc>
           <w:tcPr>
-            <w:tcW w:w="6028" w:type="dxa"/>
+            <w:tcW w:w="6026" w:type="dxa"/>
             <w:tcBorders/>
           </w:tcPr>
           <w:p>
@@ -52,7 +52,7 @@
         </w:tc>
         <w:tc>
           <w:tcPr>
-            <w:tcW w:w="3332" w:type="dxa"/>
+            <w:tcW w:w="3334" w:type="dxa"/>
             <w:tcBorders/>
           </w:tcPr>
           <w:p>
@@ -83,7 +83,7 @@
         <w:trPr/>
         <w:tc>
           <w:tcPr>
-            <w:tcW w:w="6028" w:type="dxa"/>
+            <w:tcW w:w="6026" w:type="dxa"/>
             <w:tcBorders/>
           </w:tcPr>
           <w:p>
@@ -121,7 +121,7 @@
                   <v:path o:extrusionok="f" gradientshapeok="t" o:connecttype="rect"/>
                   <o:lock v:ext="edit" aspectratio="t"/>
                 </v:shapetype>
-                <v:shape id="control_shape_0" o:allowincell="t" style="width:301.25pt;height:9.8pt" type="#_x0000_t75"/>
+                <v:shape id="control_shape_0" o:allowincell="t" style="width:301.15pt;height:9.7pt" type="#_x0000_t75"/>
                 <w:control r:id="rId2" w:name="Text Box 1" w:shapeid="control_shape_0"/>
               </w:object>
             </w:r>
@@ -142,7 +142,7 @@
             <w:r>
               <w:rPr/>
               <w:object>
-                <v:shape id="control_shape_1" o:allowincell="t" style="width:301.25pt;height:9.8pt" type="#_x0000_t75"/>
+                <v:shape id="control_shape_1" o:allowincell="t" style="width:301.15pt;height:9.7pt" type="#_x0000_t75"/>
                 <w:control r:id="rId3" w:name="Text Box 1" w:shapeid="control_shape_1"/>
               </w:object>
             </w:r>
@@ -163,7 +163,7 @@
             <w:r>
               <w:rPr/>
               <w:object>
-                <v:shape id="control_shape_2" o:allowincell="t" style="width:226.5pt;height:9.8pt" type="#_x0000_t75"/>
+                <v:shape id="control_shape_2" o:allowincell="t" style="width:226.4pt;height:9.7pt" type="#_x0000_t75"/>
                 <w:control r:id="rId4" w:name="Text Box 1" w:shapeid="control_shape_2"/>
               </w:object>
             </w:r>
@@ -184,7 +184,7 @@
             <w:r>
               <w:rPr/>
               <w:object>
-                <v:shape id="control_shape_3" o:allowincell="t" style="width:226.5pt;height:9.8pt" type="#_x0000_t75"/>
+                <v:shape id="control_shape_3" o:allowincell="t" style="width:226.4pt;height:9.7pt" type="#_x0000_t75"/>
                 <w:control r:id="rId5" w:name="Text Box 1" w:shapeid="control_shape_3"/>
               </w:object>
             </w:r>
@@ -210,13 +210,9 @@
                 <w:sz w:val="20"/>
                 <w:szCs w:val="20"/>
               </w:rPr>
-            </w:r>
-          </w:p>
-          <w:p>
-            <w:pPr>
-              <w:pStyle w:val="TableHeading"/>
-              <w:bidi w:val="0"/>
-              <w:jc w:val="start"/>
+              <w:t xml:space="preserve">FOLIO NO. </w:t>
+            </w:r>
+            <w:r>
               <w:rPr>
                 <w:rFonts w:ascii="Calibri" w:hAnsi="Calibri"/>
                 <w:b/>
@@ -224,7 +220,8 @@
                 <w:sz w:val="20"/>
                 <w:szCs w:val="20"/>
               </w:rPr>
-            </w:pPr>
+              <w:fldChar w:fldCharType="begin"/>
+            </w:r>
             <w:r>
               <w:rPr>
                 <w:rFonts w:ascii="Calibri" w:hAnsi="Calibri"/>
@@ -233,20 +230,103 @@
                 <w:sz w:val="20"/>
                 <w:szCs w:val="20"/>
               </w:rPr>
-              <w:t xml:space="preserve">FOLIO NO. </w:t>
-            </w:r>
-            <w:r>
-              <w:rPr/>
-              <w:object>
-                <v:shape id="control_shape_4" o:allowincell="t" style="width:107.7pt;height:9.8pt" type="#_x0000_t75"/>
-                <w:control r:id="rId6" w:name="Text Box 1" w:shapeid="control_shape_4"/>
-              </w:object>
+              <w:instrText xml:space="preserve"> DOCPROPERTY "Folio1"</w:instrText>
+            </w:r>
+            <w:r>
+              <w:rPr>
+                <w:rFonts w:ascii="Calibri" w:hAnsi="Calibri"/>
+                <w:b/>
+                <w:bCs/>
+                <w:sz w:val="20"/>
+                <w:szCs w:val="20"/>
+              </w:rPr>
+              <w:fldChar w:fldCharType="separate"/>
+            </w:r>
+            <w:r>
+              <w:rPr>
+                <w:rFonts w:ascii="Calibri" w:hAnsi="Calibri"/>
+                <w:b/>
+                <w:bCs/>
+                <w:sz w:val="20"/>
+                <w:szCs w:val="20"/>
+              </w:rPr>
+              <w:t>2872</w:t>
+            </w:r>
+            <w:r>
+              <w:rPr>
+                <w:rFonts w:ascii="Calibri" w:hAnsi="Calibri"/>
+                <w:b/>
+                <w:bCs/>
+                <w:sz w:val="20"/>
+                <w:szCs w:val="20"/>
+              </w:rPr>
+              <w:fldChar w:fldCharType="end"/>
+            </w:r>
+            <w:r>
+              <w:rPr>
+                <w:rFonts w:ascii="Calibri" w:hAnsi="Calibri"/>
+                <w:b/>
+                <w:bCs/>
+                <w:sz w:val="20"/>
+                <w:szCs w:val="20"/>
+              </w:rPr>
+              <w:t xml:space="preserve">, </w:t>
+            </w:r>
+            <w:r>
+              <w:rPr>
+                <w:rFonts w:ascii="Calibri" w:hAnsi="Calibri"/>
+                <w:b/>
+                <w:bCs/>
+                <w:sz w:val="20"/>
+                <w:szCs w:val="20"/>
+              </w:rPr>
+              <w:fldChar w:fldCharType="begin"/>
+            </w:r>
+            <w:r>
+              <w:rPr>
+                <w:rFonts w:ascii="Calibri" w:hAnsi="Calibri"/>
+                <w:b/>
+                <w:bCs/>
+                <w:sz w:val="20"/>
+                <w:szCs w:val="20"/>
+              </w:rPr>
+              <w:instrText xml:space="preserve"> DOCPROPERTY "Folio2"</w:instrText>
+            </w:r>
+            <w:r>
+              <w:rPr>
+                <w:rFonts w:ascii="Calibri" w:hAnsi="Calibri"/>
+                <w:b/>
+                <w:bCs/>
+                <w:sz w:val="20"/>
+                <w:szCs w:val="20"/>
+              </w:rPr>
+              <w:fldChar w:fldCharType="separate"/>
+            </w:r>
+            <w:r>
+              <w:rPr>
+                <w:rFonts w:ascii="Calibri" w:hAnsi="Calibri"/>
+                <w:b/>
+                <w:bCs/>
+                <w:sz w:val="20"/>
+                <w:szCs w:val="20"/>
+              </w:rPr>
+              <w:t>4727</w:t>
+            </w:r>
+            <w:r>
+              <w:rPr>
+                <w:rFonts w:ascii="Calibri" w:hAnsi="Calibri"/>
+                <w:b/>
+                <w:bCs/>
+                <w:sz w:val="20"/>
+                <w:szCs w:val="20"/>
+              </w:rPr>
+              <w:fldChar w:fldCharType="end"/>
             </w:r>
           </w:p>
         </w:tc>
         <w:tc>
           <w:tcPr>
-            <w:tcW w:w="3332" w:type="dxa"/>
+            <w:tcW w:w="3334" w:type="dxa"/>
             <w:tcBorders/>
           </w:tcPr>
           <w:p>
@@ -269,6 +349,7 @@
                 <w:sz w:val="20"/>
                 <w:szCs w:val="20"/>
               </w:rPr>
+              <w:t xml:space="preserve">, </w:t>
             </w:r>
           </w:p>
         </w:tc>
@@ -1180,12 +1261,12 @@
           <w:szCs w:val="24"/>
         </w:rPr>
         <w:sectPr>
-          <w:footerReference w:type="even" r:id="rId7"/>
-          <w:footerReference w:type="default" r:id="rId8"/>
-          <w:footerReference w:type="first" r:id="rId9"/>
+          <w:footerReference w:type="even" r:id="rId6"/>
+          <w:footerReference w:type="default" r:id="rId7"/>
+          <w:footerReference w:type="first" r:id="rId8"/>
           <w:type w:val="nextPage"/>
-          <w:pgSz w:w="12240" w:h="20160"/>
-          <w:pgMar w:left="1440" w:right="1440" w:gutter="0" w:header="0" w:top="1440" w:footer="2160" w:bottom="2963"/>
+          <w:pgSz w:w="12240" w:h="18720"/>
+          <w:pgMar w:left="1440" w:right="1440" w:gutter="0" w:header="0" w:top="7344" w:footer="2160" w:bottom="2963"/>
           <w:pgNumType w:fmt="decimal"/>
           <w:formProt w:val="false"/>
           <w:textDirection w:val="lrTb"/>
@@ -1250,26 +1331,6 @@
       </w:r>
       <w:r>
         <w:br w:type="page"/>
-      </w:r>
-    </w:p>
-    <w:p>
-      <w:pPr>
-        <w:pStyle w:val="Normal"/>
-        <w:bidi w:val="0"/>
-        <w:spacing w:before="0" w:after="0"/>
-        <w:jc w:val="both"/>
-        <w:rPr>
-          <w:rFonts w:ascii="Calibri" w:hAnsi="Calibri"/>
-          <w:sz w:val="20"/>
-          <w:szCs w:val="20"/>
-        </w:rPr>
-      </w:pPr>
-      <w:r>
-        <w:rPr>
-          <w:rFonts w:ascii="Calibri" w:hAnsi="Calibri"/>
-          <w:sz w:val="20"/>
-          <w:szCs w:val="20"/>
-        </w:rPr>
       </w:r>
     </w:p>
     <w:tbl>
@@ -1301,6 +1362,7 @@
           <w:p>
             <w:pPr>
               <w:pStyle w:val="TableHeading"/>
+              <w:pageBreakBefore/>
               <w:jc w:val="start"/>
               <w:rPr>
                 <w:rFonts w:ascii="Calibri" w:hAnsi="Calibri"/>
@@ -1732,7 +1794,7 @@
               </w:rPr>
               <w:t xml:space="preserve">Email Address:    </w:t>
             </w:r>
-            <w:hyperlink r:id="rId10">
+            <w:hyperlink r:id="rId9">
               <w:r>
                 <w:rPr>
                   <w:rStyle w:val="Hyperlink"/>
@@ -3241,12 +3303,30 @@
           </w:p>
         </w:tc>
       </w:tr>
+    </w:tbl>
+    <w:tbl>
+      <w:tblPr>
+        <w:tblW w:w="5000" w:type="pct"/>
+        <w:jc w:val="start"/>
+        <w:tblInd w:w="0" w:type="dxa"/>
+        <w:tblLayout w:type="fixed"/>
+        <w:tblCellMar>
+          <w:top w:w="0" w:type="dxa"/>
+          <w:start w:w="0" w:type="dxa"/>
+          <w:bottom w:w="0" w:type="dxa"/>
+          <w:end w:w="0" w:type="dxa"/>
+        </w:tblCellMar>
+      </w:tblPr>
+      <w:tblGrid>
+        <w:gridCol w:w="9360"/>
+      </w:tblGrid>
       <w:tr>
-        <w:trPr/>
+        <w:trPr>
+          <w:tblHeader w:val="true"/>
+        </w:trPr>
         <w:tc>
           <w:tcPr>
             <w:tcW w:w="9360" w:type="dxa"/>
-            <w:gridSpan w:val="2"/>
             <w:tcBorders/>
           </w:tcPr>
           <w:p>
@@ -3281,7 +3361,6 @@
         <w:tc>
           <w:tcPr>
             <w:tcW w:w="9360" w:type="dxa"/>
-            <w:gridSpan w:val="2"/>
             <w:tcBorders/>
           </w:tcPr>
           <w:p>
@@ -3576,30 +3655,6 @@
               <w:tab/>
               <w:tab/>
               <w:t xml:space="preserve">Verification Date: </w:t>
-            </w:r>
-          </w:p>
-          <w:p>
-            <w:pPr>
-              <w:pStyle w:val="TableContents"/>
-              <w:bidi w:val="0"/>
-              <w:rPr>
-                <w:rFonts w:ascii="Calibri" w:hAnsi="Calibri"/>
-                <w:b w:val="false"/>
-                <w:bCs w:val="false"/>
-                <w:sz w:val="20"/>
-                <w:szCs w:val="20"/>
-                <w:u w:val="none"/>
-              </w:rPr>
-            </w:pPr>
-            <w:r>
-              <w:rPr>
-                <w:rFonts w:ascii="Calibri" w:hAnsi="Calibri"/>
-                <w:b w:val="false"/>
-                <w:bCs w:val="false"/>
-                <w:sz w:val="20"/>
-                <w:szCs w:val="20"/>
-                <w:u w:val="none"/>
-              </w:rPr>
             </w:r>
           </w:p>
         </w:tc>
@@ -3625,12 +3680,12 @@
       </w:r>
     </w:p>
     <w:sectPr>
-      <w:footerReference w:type="even" r:id="rId11"/>
-      <w:footerReference w:type="default" r:id="rId12"/>
-      <w:footerReference w:type="first" r:id="rId13"/>
+      <w:footerReference w:type="even" r:id="rId10"/>
+      <w:footerReference w:type="default" r:id="rId11"/>
+      <w:footerReference w:type="first" r:id="rId12"/>
       <w:type w:val="nextPage"/>
-      <w:pgSz w:w="12240" w:h="20160"/>
-      <w:pgMar w:left="1440" w:right="1440" w:gutter="0" w:header="0" w:top="2160" w:footer="1440" w:bottom="2243"/>
+      <w:pgSz w:w="12240" w:h="18720"/>
+      <w:pgMar w:left="1440" w:right="1440" w:gutter="0" w:header="0" w:top="1800" w:footer="1440" w:bottom="2243"/>
       <w:pgNumType w:fmt="decimal"/>
       <w:formProt w:val="false"/>
       <w:textDirection w:val="lrTb"/>
@@ -3722,95 +3777,6 @@
               <w:sz w:val="20"/>
               <w:szCs w:val="20"/>
             </w:rPr>
-            <w:t xml:space="preserve">Page </w:t>
-          </w:r>
-          <w:r>
-            <w:rPr>
-              <w:rFonts w:ascii="Calibri" w:hAnsi="Calibri"/>
-              <w:sz w:val="20"/>
-              <w:szCs w:val="20"/>
-            </w:rPr>
-            <w:fldChar w:fldCharType="begin"/>
-          </w:r>
-          <w:r>
-            <w:rPr>
-              <w:rFonts w:ascii="Calibri" w:hAnsi="Calibri"/>
-              <w:sz w:val="20"/>
-              <w:szCs w:val="20"/>
-            </w:rPr>
-            <w:instrText xml:space="preserve"> PAGE </w:instrText>
-          </w:r>
-          <w:r>
-            <w:rPr>
-              <w:rFonts w:ascii="Calibri" w:hAnsi="Calibri"/>
-              <w:sz w:val="20"/>
-              <w:szCs w:val="20"/>
-            </w:rPr>
-            <w:fldChar w:fldCharType="separate"/>
-          </w:r>
-          <w:r>
-            <w:rPr>
-              <w:rFonts w:ascii="Calibri" w:hAnsi="Calibri"/>
-              <w:sz w:val="20"/>
-              <w:szCs w:val="20"/>
-            </w:rPr>
-            <w:t>1</w:t>
-          </w:r>
-          <w:r>
-            <w:rPr>
-              <w:rFonts w:ascii="Calibri" w:hAnsi="Calibri"/>
-              <w:sz w:val="20"/>
-              <w:szCs w:val="20"/>
-            </w:rPr>
-            <w:fldChar w:fldCharType="end"/>
-          </w:r>
-          <w:r>
-            <w:rPr>
-              <w:rFonts w:ascii="Calibri" w:hAnsi="Calibri"/>
-              <w:sz w:val="20"/>
-              <w:szCs w:val="20"/>
-            </w:rPr>
-            <w:t xml:space="preserve"> of </w:t>
-          </w:r>
-          <w:r>
-            <w:rPr>
-              <w:rFonts w:ascii="Calibri" w:hAnsi="Calibri"/>
-              <w:sz w:val="20"/>
-              <w:szCs w:val="20"/>
-            </w:rPr>
-            <w:fldChar w:fldCharType="begin"/>
-          </w:r>
-          <w:r>
-            <w:rPr>
-              <w:rFonts w:ascii="Calibri" w:hAnsi="Calibri"/>
-              <w:sz w:val="20"/>
-              <w:szCs w:val="20"/>
-            </w:rPr>
-            <w:instrText xml:space="preserve"> NUMPAGES </w:instrText>
-          </w:r>
-          <w:r>
-            <w:rPr>
-              <w:rFonts w:ascii="Calibri" w:hAnsi="Calibri"/>
-              <w:sz w:val="20"/>
-              <w:szCs w:val="20"/>
-            </w:rPr>
-            <w:fldChar w:fldCharType="separate"/>
-          </w:r>
-          <w:r>
-            <w:rPr>
-              <w:rFonts w:ascii="Calibri" w:hAnsi="Calibri"/>
-              <w:sz w:val="20"/>
-              <w:szCs w:val="20"/>
-            </w:rPr>
-            <w:t>2</w:t>
-          </w:r>
-          <w:r>
-            <w:rPr>
-              <w:rFonts w:ascii="Calibri" w:hAnsi="Calibri"/>
-              <w:sz w:val="20"/>
-              <w:szCs w:val="20"/>
-            </w:rPr>
-            <w:fldChar w:fldCharType="end"/>
           </w:r>
         </w:p>
       </w:tc>
@@ -3896,95 +3862,6 @@
               <w:sz w:val="20"/>
               <w:szCs w:val="20"/>
             </w:rPr>
-            <w:t xml:space="preserve">Page </w:t>
-          </w:r>
-          <w:r>
-            <w:rPr>
-              <w:rFonts w:ascii="Calibri" w:hAnsi="Calibri"/>
-              <w:sz w:val="20"/>
-              <w:szCs w:val="20"/>
-            </w:rPr>
-            <w:fldChar w:fldCharType="begin"/>
-          </w:r>
-          <w:r>
-            <w:rPr>
-              <w:rFonts w:ascii="Calibri" w:hAnsi="Calibri"/>
-              <w:sz w:val="20"/>
-              <w:szCs w:val="20"/>
-            </w:rPr>
-            <w:instrText xml:space="preserve"> PAGE </w:instrText>
-          </w:r>
-          <w:r>
-            <w:rPr>
-              <w:rFonts w:ascii="Calibri" w:hAnsi="Calibri"/>
-              <w:sz w:val="20"/>
-              <w:szCs w:val="20"/>
-            </w:rPr>
-            <w:fldChar w:fldCharType="separate"/>
-          </w:r>
-          <w:r>
-            <w:rPr>
-              <w:rFonts w:ascii="Calibri" w:hAnsi="Calibri"/>
-              <w:sz w:val="20"/>
-              <w:szCs w:val="20"/>
-            </w:rPr>
-            <w:t>1</w:t>
-          </w:r>
-          <w:r>
-            <w:rPr>
-              <w:rFonts w:ascii="Calibri" w:hAnsi="Calibri"/>
-              <w:sz w:val="20"/>
-              <w:szCs w:val="20"/>
-            </w:rPr>
-            <w:fldChar w:fldCharType="end"/>
-          </w:r>
-          <w:r>
-            <w:rPr>
-              <w:rFonts w:ascii="Calibri" w:hAnsi="Calibri"/>
-              <w:sz w:val="20"/>
-              <w:szCs w:val="20"/>
-            </w:rPr>
-            <w:t xml:space="preserve"> of </w:t>
-          </w:r>
-          <w:r>
-            <w:rPr>
-              <w:rFonts w:ascii="Calibri" w:hAnsi="Calibri"/>
-              <w:sz w:val="20"/>
-              <w:szCs w:val="20"/>
-            </w:rPr>
-            <w:fldChar w:fldCharType="begin"/>
-          </w:r>
-          <w:r>
-            <w:rPr>
-              <w:rFonts w:ascii="Calibri" w:hAnsi="Calibri"/>
-              <w:sz w:val="20"/>
-              <w:szCs w:val="20"/>
-            </w:rPr>
-            <w:instrText xml:space="preserve"> NUMPAGES </w:instrText>
-          </w:r>
-          <w:r>
-            <w:rPr>
-              <w:rFonts w:ascii="Calibri" w:hAnsi="Calibri"/>
-              <w:sz w:val="20"/>
-              <w:szCs w:val="20"/>
-            </w:rPr>
-            <w:fldChar w:fldCharType="separate"/>
-          </w:r>
-          <w:r>
-            <w:rPr>
-              <w:rFonts w:ascii="Calibri" w:hAnsi="Calibri"/>
-              <w:sz w:val="20"/>
-              <w:szCs w:val="20"/>
-            </w:rPr>
-            <w:t>2</w:t>
-          </w:r>
-          <w:r>
-            <w:rPr>
-              <w:rFonts w:ascii="Calibri" w:hAnsi="Calibri"/>
-              <w:sz w:val="20"/>
-              <w:szCs w:val="20"/>
-            </w:rPr>
-            <w:fldChar w:fldCharType="end"/>
           </w:r>
         </w:p>
       </w:tc>
@@ -4084,95 +3961,6 @@
               <w:sz w:val="20"/>
               <w:szCs w:val="20"/>
             </w:rPr>
-            <w:t xml:space="preserve">Page </w:t>
-          </w:r>
-          <w:r>
-            <w:rPr>
-              <w:rFonts w:ascii="Calibri" w:hAnsi="Calibri"/>
-              <w:sz w:val="20"/>
-              <w:szCs w:val="20"/>
-            </w:rPr>
-            <w:fldChar w:fldCharType="begin"/>
-          </w:r>
-          <w:r>
-            <w:rPr>
-              <w:rFonts w:ascii="Calibri" w:hAnsi="Calibri"/>
-              <w:sz w:val="20"/>
-              <w:szCs w:val="20"/>
-            </w:rPr>
-            <w:instrText xml:space="preserve"> PAGE </w:instrText>
-          </w:r>
-          <w:r>
-            <w:rPr>
-              <w:rFonts w:ascii="Calibri" w:hAnsi="Calibri"/>
-              <w:sz w:val="20"/>
-              <w:szCs w:val="20"/>
-            </w:rPr>
-            <w:fldChar w:fldCharType="separate"/>
-          </w:r>
-          <w:r>
-            <w:rPr>
-              <w:rFonts w:ascii="Calibri" w:hAnsi="Calibri"/>
-              <w:sz w:val="20"/>
-              <w:szCs w:val="20"/>
-            </w:rPr>
-            <w:t>2</w:t>
-          </w:r>
-          <w:r>
-            <w:rPr>
-              <w:rFonts w:ascii="Calibri" w:hAnsi="Calibri"/>
-              <w:sz w:val="20"/>
-              <w:szCs w:val="20"/>
-            </w:rPr>
-            <w:fldChar w:fldCharType="end"/>
-          </w:r>
-          <w:r>
-            <w:rPr>
-              <w:rFonts w:ascii="Calibri" w:hAnsi="Calibri"/>
-              <w:sz w:val="20"/>
-              <w:szCs w:val="20"/>
-            </w:rPr>
-            <w:t xml:space="preserve"> of </w:t>
-          </w:r>
-          <w:r>
-            <w:rPr>
-              <w:rFonts w:ascii="Calibri" w:hAnsi="Calibri"/>
-              <w:sz w:val="20"/>
-              <w:szCs w:val="20"/>
-            </w:rPr>
-            <w:fldChar w:fldCharType="begin"/>
-          </w:r>
-          <w:r>
-            <w:rPr>
-              <w:rFonts w:ascii="Calibri" w:hAnsi="Calibri"/>
-              <w:sz w:val="20"/>
-              <w:szCs w:val="20"/>
-            </w:rPr>
-            <w:instrText xml:space="preserve"> NUMPAGES </w:instrText>
-          </w:r>
-          <w:r>
-            <w:rPr>
-              <w:rFonts w:ascii="Calibri" w:hAnsi="Calibri"/>
-              <w:sz w:val="20"/>
-              <w:szCs w:val="20"/>
-            </w:rPr>
-            <w:fldChar w:fldCharType="separate"/>
-          </w:r>
-          <w:r>
-            <w:rPr>
-              <w:rFonts w:ascii="Calibri" w:hAnsi="Calibri"/>
-              <w:sz w:val="20"/>
-              <w:szCs w:val="20"/>
-            </w:rPr>
-            <w:t>2</w:t>
-          </w:r>
-          <w:r>
-            <w:rPr>
-              <w:rFonts w:ascii="Calibri" w:hAnsi="Calibri"/>
-              <w:sz w:val="20"/>
-              <w:szCs w:val="20"/>
-            </w:rPr>
-            <w:fldChar w:fldCharType="end"/>
           </w:r>
         </w:p>
       </w:tc>
@@ -4258,95 +4046,6 @@
               <w:sz w:val="20"/>
               <w:szCs w:val="20"/>
             </w:rPr>
-            <w:t xml:space="preserve">Page </w:t>
-          </w:r>
-          <w:r>
-            <w:rPr>
-              <w:rFonts w:ascii="Calibri" w:hAnsi="Calibri"/>
-              <w:sz w:val="20"/>
-              <w:szCs w:val="20"/>
-            </w:rPr>
-            <w:fldChar w:fldCharType="begin"/>
-          </w:r>
-          <w:r>
-            <w:rPr>
-              <w:rFonts w:ascii="Calibri" w:hAnsi="Calibri"/>
-              <w:sz w:val="20"/>
-              <w:szCs w:val="20"/>
-            </w:rPr>
-            <w:instrText xml:space="preserve"> PAGE </w:instrText>
-          </w:r>
-          <w:r>
-            <w:rPr>
-              <w:rFonts w:ascii="Calibri" w:hAnsi="Calibri"/>
-              <w:sz w:val="20"/>
-              <w:szCs w:val="20"/>
-            </w:rPr>
-            <w:fldChar w:fldCharType="separate"/>
-          </w:r>
-          <w:r>
-            <w:rPr>
-              <w:rFonts w:ascii="Calibri" w:hAnsi="Calibri"/>
-              <w:sz w:val="20"/>
-              <w:szCs w:val="20"/>
-            </w:rPr>
-            <w:t>2</w:t>
-          </w:r>
-          <w:r>
-            <w:rPr>
-              <w:rFonts w:ascii="Calibri" w:hAnsi="Calibri"/>
-              <w:sz w:val="20"/>
-              <w:szCs w:val="20"/>
-            </w:rPr>
-            <w:fldChar w:fldCharType="end"/>
-          </w:r>
-          <w:r>
-            <w:rPr>
-              <w:rFonts w:ascii="Calibri" w:hAnsi="Calibri"/>
-              <w:sz w:val="20"/>
-              <w:szCs w:val="20"/>
-            </w:rPr>
-            <w:t xml:space="preserve"> of </w:t>
-          </w:r>
-          <w:r>
-            <w:rPr>
-              <w:rFonts w:ascii="Calibri" w:hAnsi="Calibri"/>
-              <w:sz w:val="20"/>
-              <w:szCs w:val="20"/>
-            </w:rPr>
-            <w:fldChar w:fldCharType="begin"/>
-          </w:r>
-          <w:r>
-            <w:rPr>
-              <w:rFonts w:ascii="Calibri" w:hAnsi="Calibri"/>
-              <w:sz w:val="20"/>
-              <w:szCs w:val="20"/>
-            </w:rPr>
-            <w:instrText xml:space="preserve"> NUMPAGES </w:instrText>
-          </w:r>
-          <w:r>
-            <w:rPr>
-              <w:rFonts w:ascii="Calibri" w:hAnsi="Calibri"/>
-              <w:sz w:val="20"/>
-              <w:szCs w:val="20"/>
-            </w:rPr>
-            <w:fldChar w:fldCharType="separate"/>
-          </w:r>
-          <w:r>
-            <w:rPr>
-              <w:rFonts w:ascii="Calibri" w:hAnsi="Calibri"/>
-              <w:sz w:val="20"/>
-              <w:szCs w:val="20"/>
-            </w:rPr>
-            <w:t>2</w:t>
-          </w:r>
-          <w:r>
-            <w:rPr>
-              <w:rFonts w:ascii="Calibri" w:hAnsi="Calibri"/>
-              <w:sz w:val="20"/>
-              <w:szCs w:val="20"/>
-            </w:rPr>
-            <w:fldChar w:fldCharType="end"/>
           </w:r>
         </w:p>
       </w:tc>
@@ -5162,10 +4861,6 @@
 <ax:ocx xmlns:ax="http://schemas.microsoft.com/office/2006/activeX" xmlns:r="http://schemas.openxmlformats.org/officeDocument/2006/relationships" ax:classid="{8BD21D10-EC42-11CE-9e0d-00aa006002f3}" ax:persistence="persistStorage" r:id="rId1"/>
 </file>
 
-<file path=word/activeX/activeX5.xml><?xml version="1.0" encoding="utf-8"?>
-<ax:ocx xmlns:ax="http://schemas.microsoft.com/office/2006/activeX" xmlns:r="http://schemas.openxmlformats.org/officeDocument/2006/relationships" ax:classid="{8BD21D10-EC42-11CE-9e0d-00aa006002f3}" ax:persistence="persistStorage" r:id="rId1"/>
-</file>
-
 <file path=word/theme/theme1.xml><?xml version="1.0" encoding="utf-8"?>
 <a:theme xmlns:a="http://schemas.openxmlformats.org/drawingml/2006/main" xmlns:r="http://schemas.openxmlformats.org/officeDocument/2006/relationships" name="Office">
   <a:themeElements>
